--- a/klagomålsmail/Skäggsmoskogens naturreservat FSC-klagomål mail.docx
+++ b/klagomålsmail/Skäggsmoskogens naturreservat FSC-klagomål mail.docx
@@ -11,7 +11,7 @@
     </w:p>
     <w:p>
       <w:r>
-        <w:t>Vi vill informera om att det i och inom 21 meter från avverkningsanmälan Skäggsmoskogens naturreservat i Haninge kommun har hittats 107 naturvårdsarter varav 52 är rödlistade.</w:t>
+        <w:t>Vi vill informera om att det i och inom 21 meter från avverkningsanmälan Skäggsmoskogens naturreservat i Haninge kommun har hittats 108 naturvårdsarter varav 53 är rödlistade.</w:t>
       </w:r>
     </w:p>
     <w:p>

--- a/klagomålsmail/Skäggsmoskogens naturreservat FSC-klagomål mail.docx
+++ b/klagomålsmail/Skäggsmoskogens naturreservat FSC-klagomål mail.docx
@@ -11,7 +11,7 @@
     </w:p>
     <w:p>
       <w:r>
-        <w:t>Vi vill informera om att det i och inom 21 meter från avverkningsanmälan Skäggsmoskogens naturreservat i Haninge kommun har hittats 108 naturvårdsarter varav 53 är rödlistade.</w:t>
+        <w:t>Vi vill informera om att det i och inom 21 meter från avverkningsanmälan Skäggsmoskogens naturreservat i Haninge kommun har hittats 109 naturvårdsarter varav 53 är rödlistade.</w:t>
       </w:r>
     </w:p>
     <w:p>
